--- a/lessons/10-2/homework.docx
+++ b/lessons/10-2/homework.docx
@@ -115,7 +115,7 @@
           <wp:inline distT="0" distB="0" distL="0" distR="0">
             <wp:extent cx="1047750" cy="790575"/>
             <wp:effectExtent t="0" r="0" b="0" l="0"/>
-            <wp:docPr id="1" name="" descr="" title=""/>
+            <wp:docPr id="1" name="symmetric" descr="Picture illustrating the vocabulary word &quot;symmetric&quot;" title="symmetric"/>
             <wp:cNvGraphicFramePr>
               <a:graphicFrameLocks xmlns:a="http://schemas.openxmlformats.org/drawingml/2006/main" noChangeAspect="1"/>
             </wp:cNvGraphicFramePr>
@@ -178,7 +178,7 @@
           <wp:inline distT="0" distB="0" distL="0" distR="0">
             <wp:extent cx="1047750" cy="790575"/>
             <wp:effectExtent t="0" r="0" b="0" l="0"/>
-            <wp:docPr id="1" name="" descr="" title=""/>
+            <wp:docPr id="1" name="mirror image" descr="Picture illustrating the vocabulary word &quot;mirror image&quot;" title="mirror image"/>
             <wp:cNvGraphicFramePr>
               <a:graphicFrameLocks xmlns:a="http://schemas.openxmlformats.org/drawingml/2006/main" noChangeAspect="1"/>
             </wp:cNvGraphicFramePr>
@@ -241,7 +241,7 @@
           <wp:inline distT="0" distB="0" distL="0" distR="0">
             <wp:extent cx="1047750" cy="790575"/>
             <wp:effectExtent t="0" r="0" b="0" l="0"/>
-            <wp:docPr id="1" name="" descr="" title=""/>
+            <wp:docPr id="1" name="bilateral symmetry" descr="Picture illustrating the vocabulary word &quot;bilateral symmetry&quot;" title="bilateral symmetry"/>
             <wp:cNvGraphicFramePr>
               <a:graphicFrameLocks xmlns:a="http://schemas.openxmlformats.org/drawingml/2006/main" noChangeAspect="1"/>
             </wp:cNvGraphicFramePr>
@@ -304,7 +304,7 @@
           <wp:inline distT="0" distB="0" distL="0" distR="0">
             <wp:extent cx="1047750" cy="790575"/>
             <wp:effectExtent t="0" r="0" b="0" l="0"/>
-            <wp:docPr id="1" name="" descr="" title=""/>
+            <wp:docPr id="1" name="line of symmetry" descr="Picture illustrating the vocabulary word &quot;line of symmetry&quot;" title="line of symmetry"/>
             <wp:cNvGraphicFramePr>
               <a:graphicFrameLocks xmlns:a="http://schemas.openxmlformats.org/drawingml/2006/main" noChangeAspect="1"/>
             </wp:cNvGraphicFramePr>
@@ -367,7 +367,7 @@
           <wp:inline distT="0" distB="0" distL="0" distR="0">
             <wp:extent cx="1047750" cy="790575"/>
             <wp:effectExtent t="0" r="0" b="0" l="0"/>
-            <wp:docPr id="1" name="" descr="" title=""/>
+            <wp:docPr id="1" name="balance" descr="Picture illustrating the vocabulary word &quot;balance&quot;" title="balance"/>
             <wp:cNvGraphicFramePr>
               <a:graphicFrameLocks xmlns:a="http://schemas.openxmlformats.org/drawingml/2006/main" noChangeAspect="1"/>
             </wp:cNvGraphicFramePr>
@@ -461,15 +461,15 @@
         <w:spacing w:after="40" w:before="0"/>
       </w:pPr>
       <w:r>
-        <w:t xml:space="preserve">     A. The two sides of the butterfly look like mirror images</w:t>
-      </w:r>
-    </w:p>
-    <w:p>
-      <w:pPr>
-        <w:spacing w:after="40" w:before="0"/>
-      </w:pPr>
-      <w:r>
-        <w:t xml:space="preserve">     B. The butterfly has exactly two wings</w:t>
+        <w:t xml:space="preserve">     A. The butterfly has exactly two wings</w:t>
+      </w:r>
+    </w:p>
+    <w:p>
+      <w:pPr>
+        <w:spacing w:after="40" w:before="0"/>
+      </w:pPr>
+      <w:r>
+        <w:t xml:space="preserve">     B. The two sides of the butterfly look like mirror images</w:t>
       </w:r>
     </w:p>
     <w:p>
@@ -516,23 +516,23 @@
         <w:spacing w:after="40" w:before="0"/>
       </w:pPr>
       <w:r>
-        <w:t xml:space="preserve">     A. bilateral symmetry</w:t>
-      </w:r>
-    </w:p>
-    <w:p>
-      <w:pPr>
-        <w:spacing w:after="40" w:before="0"/>
-      </w:pPr>
-      <w:r>
-        <w:t xml:space="preserve">     B. rotational symmetry</w:t>
-      </w:r>
-    </w:p>
-    <w:p>
-      <w:pPr>
-        <w:spacing w:after="40" w:before="0"/>
-      </w:pPr>
-      <w:r>
-        <w:t xml:space="preserve">     C. a mirror image</w:t>
+        <w:t xml:space="preserve">     A. rotational symmetry</w:t>
+      </w:r>
+    </w:p>
+    <w:p>
+      <w:pPr>
+        <w:spacing w:after="40" w:before="0"/>
+      </w:pPr>
+      <w:r>
+        <w:t xml:space="preserve">     B. a mirror image</w:t>
+      </w:r>
+    </w:p>
+    <w:p>
+      <w:pPr>
+        <w:spacing w:after="40" w:before="0"/>
+      </w:pPr>
+      <w:r>
+        <w:t xml:space="preserve">     C. bilateral symmetry</w:t>
       </w:r>
     </w:p>
     <w:p>
@@ -626,31 +626,31 @@
         <w:spacing w:after="40" w:before="0"/>
       </w:pPr>
       <w:r>
-        <w:t xml:space="preserve">     A. All 17,000+ of them</w:t>
-      </w:r>
-    </w:p>
-    <w:p>
-      <w:pPr>
-        <w:spacing w:after="40" w:before="0"/>
-      </w:pPr>
-      <w:r>
-        <w:t xml:space="preserve">     B. About half of them</w:t>
-      </w:r>
-    </w:p>
-    <w:p>
-      <w:pPr>
-        <w:spacing w:after="40" w:before="0"/>
-      </w:pPr>
-      <w:r>
-        <w:t xml:space="preserve">     C. Only the most colorful ones</w:t>
-      </w:r>
-    </w:p>
-    <w:p>
-      <w:pPr>
-        <w:spacing w:after="40" w:before="0"/>
-      </w:pPr>
-      <w:r>
-        <w:t xml:space="preserve">     D. None — symmetry is only in plants</w:t>
+        <w:t xml:space="preserve">     A. About half of them</w:t>
+      </w:r>
+    </w:p>
+    <w:p>
+      <w:pPr>
+        <w:spacing w:after="40" w:before="0"/>
+      </w:pPr>
+      <w:r>
+        <w:t xml:space="preserve">     B. Only the most colorful ones</w:t>
+      </w:r>
+    </w:p>
+    <w:p>
+      <w:pPr>
+        <w:spacing w:after="40" w:before="0"/>
+      </w:pPr>
+      <w:r>
+        <w:t xml:space="preserve">     C. None — symmetry is only in plants</w:t>
+      </w:r>
+    </w:p>
+    <w:p>
+      <w:pPr>
+        <w:spacing w:after="40" w:before="0"/>
+      </w:pPr>
+      <w:r>
+        <w:t xml:space="preserve">     D. All 17,000+ of them</w:t>
       </w:r>
     </w:p>
     <w:p>
@@ -673,7 +673,7 @@
           <w:b/>
           <w:bCs/>
         </w:rPr>
-        <w:t xml:space="preserve">5. </w:t>
+        <w:t xml:space="preserve">5. Are the two leaves in a real plant layer EXACTLY symmetric? Why might this be?</w:t>
       </w:r>
     </w:p>
     <w:p>
@@ -737,7 +737,7 @@
         <w:spacing w:after="40" w:before="0"/>
       </w:pPr>
       <w:r>
-        <w:t xml:space="preserve">     A. 12 leaves</w:t>
+        <w:t xml:space="preserve">     A. 6 leaves</w:t>
       </w:r>
     </w:p>
     <w:p>
@@ -753,7 +753,7 @@
         <w:spacing w:after="40" w:before="0"/>
       </w:pPr>
       <w:r>
-        <w:t xml:space="preserve">     C. 6 leaves</w:t>
+        <w:t xml:space="preserve">     C. 12 leaves</w:t>
       </w:r>
     </w:p>
     <w:p>
@@ -784,7 +784,7 @@
           <w:b/>
           <w:bCs/>
         </w:rPr>
-        <w:t xml:space="preserve">7. </w:t>
+        <w:t xml:space="preserve">7. Where else do you see bilateral symmetry — in nature OR in something humans made?</w:t>
       </w:r>
     </w:p>
     <w:p>
@@ -848,15 +848,15 @@
         <w:spacing w:after="40" w:before="0"/>
       </w:pPr>
       <w:r>
-        <w:t xml:space="preserve">     A. Find a line where one side is the mirror image of the other</w:t>
-      </w:r>
-    </w:p>
-    <w:p>
-      <w:pPr>
-        <w:spacing w:after="40" w:before="0"/>
-      </w:pPr>
-      <w:r>
-        <w:t xml:space="preserve">     B. Check whether the figure has an even number of parts</w:t>
+        <w:t xml:space="preserve">     A. Check whether the figure has an even number of parts</w:t>
+      </w:r>
+    </w:p>
+    <w:p>
+      <w:pPr>
+        <w:spacing w:after="40" w:before="0"/>
+      </w:pPr>
+      <w:r>
+        <w:t xml:space="preserve">     B. Find a line where one side is the mirror image of the other</w:t>
       </w:r>
     </w:p>
     <w:p>
@@ -895,7 +895,7 @@
           <w:b/>
           <w:bCs/>
         </w:rPr>
-        <w:t xml:space="preserve">9. </w:t>
+        <w:t xml:space="preserve">9. The lesson says bilateral symmetry influences human creations 'from art to music to architecture.' Pick ONE of those three and describe how symmetry appears in it.</w:t>
       </w:r>
     </w:p>
     <w:p>
@@ -931,6 +931,270 @@
         <w:t xml:space="preserve">______________________________________________________________________</w:t>
       </w:r>
     </w:p>
+    <w:p>
+      <w:pPr>
+        <w:spacing w:after="60" w:before="120"/>
+      </w:pPr>
+      <w:r>
+        <w:rPr>
+          <w:color w:val="BBBBBB"/>
+        </w:rPr>
+        <w:t xml:space="preserve">______________________________________________________________________</w:t>
+      </w:r>
+    </w:p>
+    <w:p>
+      <w:pPr>
+        <w:spacing w:after="80" w:before="0"/>
+      </w:pPr>
+      <w:r>
+        <w:rPr>
+          <w:b/>
+          <w:bCs/>
+        </w:rPr>
+        <w:t xml:space="preserve">10. How many lines of symmetry does each figure have?</w:t>
+      </w:r>
+    </w:p>
+    <w:tbl>
+      <w:tblPr>
+        <w:tblW w:type="pct" w:w="100%"/>
+        <w:tblBorders>
+          <w:top w:val="single" w:color="auto" w:sz="4"/>
+          <w:left w:val="single" w:color="auto" w:sz="4"/>
+          <w:bottom w:val="single" w:color="auto" w:sz="4"/>
+          <w:right w:val="single" w:color="auto" w:sz="4"/>
+          <w:insideH w:val="single" w:color="auto" w:sz="4"/>
+          <w:insideV w:val="single" w:color="auto" w:sz="4"/>
+        </w:tblBorders>
+      </w:tblPr>
+      <w:tblGrid>
+        <w:gridCol w:w="100"/>
+        <w:gridCol w:w="100"/>
+        <w:gridCol w:w="100"/>
+      </w:tblGrid>
+      <w:tr>
+        <w:trPr>
+          <w:tblHeader/>
+        </w:trPr>
+        <w:tc>
+          <w:tcPr>
+            <w:tcW w:type="pct" w:w="33%"/>
+          </w:tcPr>
+          <w:p>
+            <w:r>
+              <w:rPr>
+                <w:b/>
+                <w:bCs/>
+              </w:rPr>
+              <w:t xml:space="preserve">Figure</w:t>
+            </w:r>
+          </w:p>
+        </w:tc>
+        <w:tc>
+          <w:tcPr>
+            <w:tcW w:type="pct" w:w="33%"/>
+          </w:tcPr>
+          <w:p>
+            <w:r>
+              <w:rPr>
+                <w:b/>
+                <w:bCs/>
+              </w:rPr>
+              <w:t xml:space="preserve">Think about the folds</w:t>
+            </w:r>
+          </w:p>
+        </w:tc>
+        <w:tc>
+          <w:tcPr>
+            <w:tcW w:type="pct" w:w="33%"/>
+          </w:tcPr>
+          <w:p>
+            <w:r>
+              <w:rPr>
+                <w:b/>
+                <w:bCs/>
+              </w:rPr>
+              <w:t xml:space="preserve">Lines of symmetry</w:t>
+            </w:r>
+          </w:p>
+        </w:tc>
+      </w:tr>
+      <w:tr>
+        <w:tc>
+          <w:tcPr>
+            <w:tcW w:type="pct" w:w="33%"/>
+          </w:tcPr>
+          <w:p>
+            <w:r>
+              <w:rPr>
+                <w:b w:val="false"/>
+                <w:bCs w:val="false"/>
+              </w:rPr>
+              <w:t xml:space="preserve">Square</w:t>
+            </w:r>
+          </w:p>
+        </w:tc>
+        <w:tc>
+          <w:tcPr>
+            <w:tcW w:type="pct" w:w="33%"/>
+          </w:tcPr>
+          <w:p>
+            <w:r>
+              <w:rPr>
+                <w:b w:val="false"/>
+                <w:bCs w:val="false"/>
+              </w:rPr>
+              <w:t xml:space="preserve">2 through the sides + 2 through the corners</w:t>
+            </w:r>
+          </w:p>
+        </w:tc>
+        <w:tc>
+          <w:tcPr>
+            <w:tcW w:type="pct" w:w="33%"/>
+          </w:tcPr>
+          <w:p>
+            <w:r>
+              <w:rPr>
+                <w:b w:val="false"/>
+                <w:bCs w:val="false"/>
+              </w:rPr>
+              <w:t xml:space="preserve"> </w:t>
+            </w:r>
+          </w:p>
+        </w:tc>
+      </w:tr>
+      <w:tr>
+        <w:tc>
+          <w:tcPr>
+            <w:tcW w:type="pct" w:w="33%"/>
+          </w:tcPr>
+          <w:p>
+            <w:r>
+              <w:rPr>
+                <w:b w:val="false"/>
+                <w:bCs w:val="false"/>
+              </w:rPr>
+              <w:t xml:space="preserve">Rectangle (not a square)</w:t>
+            </w:r>
+          </w:p>
+        </w:tc>
+        <w:tc>
+          <w:tcPr>
+            <w:tcW w:type="pct" w:w="33%"/>
+          </w:tcPr>
+          <w:p>
+            <w:r>
+              <w:rPr>
+                <w:b w:val="false"/>
+                <w:bCs w:val="false"/>
+              </w:rPr>
+              <w:t xml:space="preserve">through the sides only — corner folds fail</w:t>
+            </w:r>
+          </w:p>
+        </w:tc>
+        <w:tc>
+          <w:tcPr>
+            <w:tcW w:type="pct" w:w="33%"/>
+          </w:tcPr>
+          <w:p>
+            <w:r>
+              <w:rPr>
+                <w:b w:val="false"/>
+                <w:bCs w:val="false"/>
+              </w:rPr>
+              <w:t xml:space="preserve"> </w:t>
+            </w:r>
+          </w:p>
+        </w:tc>
+      </w:tr>
+      <w:tr>
+        <w:tc>
+          <w:tcPr>
+            <w:tcW w:type="pct" w:w="33%"/>
+          </w:tcPr>
+          <w:p>
+            <w:r>
+              <w:rPr>
+                <w:b w:val="false"/>
+                <w:bCs w:val="false"/>
+              </w:rPr>
+              <w:t xml:space="preserve">Equilateral triangle</w:t>
+            </w:r>
+          </w:p>
+        </w:tc>
+        <w:tc>
+          <w:tcPr>
+            <w:tcW w:type="pct" w:w="33%"/>
+          </w:tcPr>
+          <w:p>
+            <w:r>
+              <w:rPr>
+                <w:b w:val="false"/>
+                <w:bCs w:val="false"/>
+              </w:rPr>
+              <w:t xml:space="preserve">one through each corner</w:t>
+            </w:r>
+          </w:p>
+        </w:tc>
+        <w:tc>
+          <w:tcPr>
+            <w:tcW w:type="pct" w:w="33%"/>
+          </w:tcPr>
+          <w:p>
+            <w:r>
+              <w:rPr>
+                <w:b w:val="false"/>
+                <w:bCs w:val="false"/>
+              </w:rPr>
+              <w:t xml:space="preserve"> </w:t>
+            </w:r>
+          </w:p>
+        </w:tc>
+      </w:tr>
+      <w:tr>
+        <w:tc>
+          <w:tcPr>
+            <w:tcW w:type="pct" w:w="33%"/>
+          </w:tcPr>
+          <w:p>
+            <w:r>
+              <w:rPr>
+                <w:b w:val="false"/>
+                <w:bCs w:val="false"/>
+              </w:rPr>
+              <w:t xml:space="preserve">The letter H</w:t>
+            </w:r>
+          </w:p>
+        </w:tc>
+        <w:tc>
+          <w:tcPr>
+            <w:tcW w:type="pct" w:w="33%"/>
+          </w:tcPr>
+          <w:p>
+            <w:r>
+              <w:rPr>
+                <w:b w:val="false"/>
+                <w:bCs w:val="false"/>
+              </w:rPr>
+              <w:t xml:space="preserve">one vertical + one horizontal</w:t>
+            </w:r>
+          </w:p>
+        </w:tc>
+        <w:tc>
+          <w:tcPr>
+            <w:tcW w:type="pct" w:w="33%"/>
+          </w:tcPr>
+          <w:p>
+            <w:r>
+              <w:rPr>
+                <w:b w:val="false"/>
+                <w:bCs w:val="false"/>
+              </w:rPr>
+              <w:t xml:space="preserve"> </w:t>
+            </w:r>
+          </w:p>
+        </w:tc>
+      </w:tr>
+    </w:tbl>
     <w:p>
       <w:pPr>
         <w:spacing w:after="60" w:before="120"/>
@@ -969,7 +1233,7 @@
           <w:b/>
           <w:bCs/>
         </w:rPr>
-        <w:t xml:space="preserve">1. A. The two sides of the butterfly look like mirror images</w:t>
+        <w:t xml:space="preserve">1. B. The two sides of the butterfly look like mirror images</w:t>
       </w:r>
     </w:p>
     <w:p>
@@ -1001,7 +1265,7 @@
           <w:b/>
           <w:bCs/>
         </w:rPr>
-        <w:t xml:space="preserve">2. A. bilateral symmetry</w:t>
+        <w:t xml:space="preserve">2. C. bilateral symmetry</w:t>
       </w:r>
     </w:p>
     <w:p>
@@ -1065,7 +1329,7 @@
           <w:b/>
           <w:bCs/>
         </w:rPr>
-        <w:t xml:space="preserve">4. A. All 17,000+ of them</w:t>
+        <w:t xml:space="preserve">4. D. All 17,000+ of them</w:t>
       </w:r>
     </w:p>
     <w:p>
@@ -1109,7 +1373,7 @@
           <w:b/>
           <w:bCs/>
         </w:rPr>
-        <w:t xml:space="preserve">6. A. 12 leaves</w:t>
+        <w:t xml:space="preserve">6. C. 12 leaves</w:t>
       </w:r>
     </w:p>
     <w:p>
@@ -1153,7 +1417,7 @@
           <w:b/>
           <w:bCs/>
         </w:rPr>
-        <w:t xml:space="preserve">8. A. Find a line where one side is the mirror image of the other</w:t>
+        <w:t xml:space="preserve">8. B. Find a line where one side is the mirror image of the other</w:t>
       </w:r>
     </w:p>
     <w:p>
@@ -1186,6 +1450,58 @@
           <w:bCs/>
         </w:rPr>
         <w:t xml:space="preserve">9. Open response — answers will vary.</w:t>
+      </w:r>
+    </w:p>
+    <w:p>
+      <w:pPr>
+        <w:spacing w:after="40" w:before="0"/>
+      </w:pPr>
+      <w:r>
+        <w:rPr>
+          <w:b/>
+          <w:bCs/>
+        </w:rPr>
+        <w:t xml:space="preserve">10. How many lines of symmetry does each figure have?</w:t>
+      </w:r>
+    </w:p>
+    <w:p>
+      <w:pPr>
+        <w:spacing w:after="20" w:before="0"/>
+      </w:pPr>
+      <w:r>
+        <w:t xml:space="preserve">      → 4</w:t>
+      </w:r>
+    </w:p>
+    <w:p>
+      <w:pPr>
+        <w:spacing w:after="20" w:before="0"/>
+      </w:pPr>
+      <w:r>
+        <w:t xml:space="preserve">      → 2</w:t>
+      </w:r>
+    </w:p>
+    <w:p>
+      <w:pPr>
+        <w:spacing w:after="20" w:before="0"/>
+      </w:pPr>
+      <w:r>
+        <w:t xml:space="preserve">      → 3</w:t>
+      </w:r>
+    </w:p>
+    <w:p>
+      <w:pPr>
+        <w:spacing w:after="20" w:before="0"/>
+      </w:pPr>
+      <w:r>
+        <w:t xml:space="preserve">      → 2</w:t>
+      </w:r>
+    </w:p>
+    <w:p>
+      <w:pPr>
+        <w:spacing w:after="40" w:before="0"/>
+      </w:pPr>
+      <w:r>
+        <w:t xml:space="preserve"/>
       </w:r>
     </w:p>
     <w:sectPr>
@@ -1374,7 +1690,14 @@
 <file path=word/styles.xml><?xml version="1.0" encoding="utf-8"?>
 <w:styles xmlns:mc="http://schemas.openxmlformats.org/markup-compatibility/2006" xmlns:r="http://schemas.openxmlformats.org/officeDocument/2006/relationships" xmlns:w="http://schemas.openxmlformats.org/wordprocessingml/2006/main" xmlns:w14="http://schemas.microsoft.com/office/word/2010/wordml" xmlns:w15="http://schemas.microsoft.com/office/word/2012/wordml" mc:Ignorable="w14 w15">
   <w:docDefaults>
-    <w:rPrDefault/>
+    <w:rPrDefault>
+      <w:rPr>
+        <w:rFonts w:ascii="Arial" w:cs="Arial" w:eastAsia="Arial" w:hAnsi="Arial"/>
+        <w:sz w:val="22"/>
+        <w:szCs w:val="22"/>
+        <w:lang w:val="en-US"/>
+      </w:rPr>
+    </w:rPrDefault>
     <w:pPrDefault/>
   </w:docDefaults>
   <w:style w:type="paragraph" w:styleId="Title">
@@ -1392,10 +1715,16 @@
     <w:basedOn w:val="Normal"/>
     <w:next w:val="Normal"/>
     <w:qFormat/>
+    <w:pPr>
+      <w:keepNext/>
+    </w:pPr>
     <w:rPr>
-      <w:color w:val="2E74B5"/>
-      <w:sz w:val="32"/>
-      <w:szCs w:val="32"/>
+      <w:rFonts w:ascii="Arial" w:cs="Arial" w:eastAsia="Arial" w:hAnsi="Arial"/>
+      <w:b/>
+      <w:bCs/>
+      <w:color w:val="183E56"/>
+      <w:sz w:val="34"/>
+      <w:szCs w:val="34"/>
     </w:rPr>
   </w:style>
   <w:style w:type="paragraph" w:styleId="Heading2">
@@ -1403,8 +1732,14 @@
     <w:basedOn w:val="Normal"/>
     <w:next w:val="Normal"/>
     <w:qFormat/>
+    <w:pPr>
+      <w:keepNext/>
+    </w:pPr>
     <w:rPr>
-      <w:color w:val="2E74B5"/>
+      <w:rFonts w:ascii="Arial" w:cs="Arial" w:eastAsia="Arial" w:hAnsi="Arial"/>
+      <w:b/>
+      <w:bCs/>
+      <w:color w:val="176B70"/>
       <w:sz w:val="26"/>
       <w:szCs w:val="26"/>
     </w:rPr>

--- a/lessons/10-2/homework.docx
+++ b/lessons/10-2/homework.docx
@@ -1206,304 +1206,6 @@
         <w:t xml:space="preserve">______________________________________________________________________</w:t>
       </w:r>
     </w:p>
-    <w:p>
-      <w:r>
-        <w:br w:type="page"/>
-      </w:r>
-    </w:p>
-    <w:p>
-      <w:pPr>
-        <w:pStyle w:val="Heading1"/>
-        <w:spacing w:after="120"/>
-      </w:pPr>
-      <w:r>
-        <w:rPr>
-          <w:b/>
-          <w:bCs/>
-        </w:rPr>
-        <w:t xml:space="preserve">Answer Key (Teacher)</w:t>
-      </w:r>
-    </w:p>
-    <w:p>
-      <w:pPr>
-        <w:spacing w:after="40" w:before="0"/>
-      </w:pPr>
-      <w:r>
-        <w:rPr>
-          <w:b/>
-          <w:bCs/>
-        </w:rPr>
-        <w:t xml:space="preserve">1. B. The two sides of the butterfly look like mirror images</w:t>
-      </w:r>
-    </w:p>
-    <w:p>
-      <w:pPr>
-        <w:spacing w:after="20" w:before="0"/>
-      </w:pPr>
-      <w:r>
-        <w:t xml:space="preserve">     Symmetric means one side is a mirror image of the other — that is exactly what we see across the butterfly's body.</w:t>
-      </w:r>
-    </w:p>
-    <w:p>
-      <w:pPr>
-        <w:spacing w:after="80" w:before="0"/>
-      </w:pPr>
-      <w:r>
-        <w:rPr>
-          <w:i/>
-          <w:iCs/>
-        </w:rPr>
-        <w:t xml:space="preserve">     Watch for: Thinking a figure lacks bilateral symmetry just because its line of symmetry is not vertical — the mirror line can run in any direction, and the test is whether the two sides match across it.</w:t>
-      </w:r>
-    </w:p>
-    <w:p>
-      <w:pPr>
-        <w:spacing w:after="40" w:before="0"/>
-      </w:pPr>
-      <w:r>
-        <w:rPr>
-          <w:b/>
-          <w:bCs/>
-        </w:rPr>
-        <w:t xml:space="preserve">2. C. bilateral symmetry</w:t>
-      </w:r>
-    </w:p>
-    <w:p>
-      <w:pPr>
-        <w:spacing w:after="20" w:before="0"/>
-      </w:pPr>
-      <w:r>
-        <w:t xml:space="preserve">     The lesson says it directly: all butterflies have reflective symmetry, and in plants and animals this is called bilateral symmetry.</w:t>
-      </w:r>
-    </w:p>
-    <w:p>
-      <w:pPr>
-        <w:spacing w:after="80" w:before="0"/>
-      </w:pPr>
-      <w:r>
-        <w:rPr>
-          <w:i/>
-          <w:iCs/>
-        </w:rPr>
-        <w:t xml:space="preserve">     Watch for: Thinking a figure lacks bilateral symmetry just because its line of symmetry is not vertical — the mirror line can run in any direction, and the test is whether the two sides match across it.</w:t>
-      </w:r>
-    </w:p>
-    <w:p>
-      <w:pPr>
-        <w:spacing w:after="40" w:before="0"/>
-      </w:pPr>
-      <w:r>
-        <w:rPr>
-          <w:b/>
-          <w:bCs/>
-        </w:rPr>
-        <w:t xml:space="preserve">3. A. Our brains are wired to favor balance, and bilateral symmetry provides balance</w:t>
-      </w:r>
-    </w:p>
-    <w:p>
-      <w:pPr>
-        <w:spacing w:after="20" w:before="0"/>
-      </w:pPr>
-      <w:r>
-        <w:t xml:space="preserve">     The lesson says it directly: our brains are wired to favor balance, and bilateral symmetry provides balance.</w:t>
-      </w:r>
-    </w:p>
-    <w:p>
-      <w:pPr>
-        <w:spacing w:after="80" w:before="0"/>
-      </w:pPr>
-      <w:r>
-        <w:rPr>
-          <w:i/>
-          <w:iCs/>
-        </w:rPr>
-        <w:t xml:space="preserve">     Watch for: Thinking a figure lacks bilateral symmetry just because its line of symmetry is not vertical — the mirror line can run in any direction, and the test is whether the two sides match across it.</w:t>
-      </w:r>
-    </w:p>
-    <w:p>
-      <w:pPr>
-        <w:spacing w:after="40" w:before="0"/>
-      </w:pPr>
-      <w:r>
-        <w:rPr>
-          <w:b/>
-          <w:bCs/>
-        </w:rPr>
-        <w:t xml:space="preserve">4. D. All 17,000+ of them</w:t>
-      </w:r>
-    </w:p>
-    <w:p>
-      <w:pPr>
-        <w:spacing w:after="20" w:before="0"/>
-      </w:pPr>
-      <w:r>
-        <w:t xml:space="preserve">     'All butterflies have reflective symmetry' means every one of the 17,000+ species — no exceptions.</w:t>
-      </w:r>
-    </w:p>
-    <w:p>
-      <w:pPr>
-        <w:spacing w:after="80" w:before="0"/>
-      </w:pPr>
-      <w:r>
-        <w:rPr>
-          <w:i/>
-          <w:iCs/>
-        </w:rPr>
-        <w:t xml:space="preserve">     Watch for: Thinking a figure lacks bilateral symmetry just because its line of symmetry is not vertical — the mirror line can run in any direction, and the test is whether the two sides match across it.</w:t>
-      </w:r>
-    </w:p>
-    <w:p>
-      <w:pPr>
-        <w:spacing w:after="40" w:before="0"/>
-      </w:pPr>
-      <w:r>
-        <w:rPr>
-          <w:b/>
-          <w:bCs/>
-        </w:rPr>
-        <w:t xml:space="preserve">5. Open response — answers will vary.</w:t>
-      </w:r>
-    </w:p>
-    <w:p>
-      <w:pPr>
-        <w:spacing w:after="40" w:before="0"/>
-      </w:pPr>
-      <w:r>
-        <w:rPr>
-          <w:b/>
-          <w:bCs/>
-        </w:rPr>
-        <w:t xml:space="preserve">6. C. 12 leaves</w:t>
-      </w:r>
-    </w:p>
-    <w:p>
-      <w:pPr>
-        <w:spacing w:after="20" w:before="0"/>
-      </w:pPr>
-      <w:r>
-        <w:t xml:space="preserve">     One layer per week for 6 weeks is 6 layers, and 6 layers × 2 leaves = 12 leaves.</w:t>
-      </w:r>
-    </w:p>
-    <w:p>
-      <w:pPr>
-        <w:spacing w:after="80" w:before="0"/>
-      </w:pPr>
-      <w:r>
-        <w:rPr>
-          <w:i/>
-          <w:iCs/>
-        </w:rPr>
-        <w:t xml:space="preserve">     Watch for: Thinking a figure lacks bilateral symmetry just because its line of symmetry is not vertical — the mirror line can run in any direction, and the test is whether the two sides match across it.</w:t>
-      </w:r>
-    </w:p>
-    <w:p>
-      <w:pPr>
-        <w:spacing w:after="40" w:before="0"/>
-      </w:pPr>
-      <w:r>
-        <w:rPr>
-          <w:b/>
-          <w:bCs/>
-        </w:rPr>
-        <w:t xml:space="preserve">7. Open response — answers will vary.</w:t>
-      </w:r>
-    </w:p>
-    <w:p>
-      <w:pPr>
-        <w:spacing w:after="40" w:before="0"/>
-      </w:pPr>
-      <w:r>
-        <w:rPr>
-          <w:b/>
-          <w:bCs/>
-        </w:rPr>
-        <w:t xml:space="preserve">8. B. Find a line where one side is the mirror image of the other</w:t>
-      </w:r>
-    </w:p>
-    <w:p>
-      <w:pPr>
-        <w:spacing w:after="20" w:before="0"/>
-      </w:pPr>
-      <w:r>
-        <w:t xml:space="preserve">     Bilateral symmetry means exactly this: there is a line across which the two sides are mirror images.</w:t>
-      </w:r>
-    </w:p>
-    <w:p>
-      <w:pPr>
-        <w:spacing w:after="80" w:before="0"/>
-      </w:pPr>
-      <w:r>
-        <w:rPr>
-          <w:i/>
-          <w:iCs/>
-        </w:rPr>
-        <w:t xml:space="preserve">     Watch for: Thinking a figure lacks bilateral symmetry just because its line of symmetry is not vertical — the mirror line can run in any direction, and the test is whether the two sides match across it.</w:t>
-      </w:r>
-    </w:p>
-    <w:p>
-      <w:pPr>
-        <w:spacing w:after="40" w:before="0"/>
-      </w:pPr>
-      <w:r>
-        <w:rPr>
-          <w:b/>
-          <w:bCs/>
-        </w:rPr>
-        <w:t xml:space="preserve">9. Open response — answers will vary.</w:t>
-      </w:r>
-    </w:p>
-    <w:p>
-      <w:pPr>
-        <w:spacing w:after="40" w:before="0"/>
-      </w:pPr>
-      <w:r>
-        <w:rPr>
-          <w:b/>
-          <w:bCs/>
-        </w:rPr>
-        <w:t xml:space="preserve">10. How many lines of symmetry does each figure have?</w:t>
-      </w:r>
-    </w:p>
-    <w:p>
-      <w:pPr>
-        <w:spacing w:after="20" w:before="0"/>
-      </w:pPr>
-      <w:r>
-        <w:t xml:space="preserve">      → 4</w:t>
-      </w:r>
-    </w:p>
-    <w:p>
-      <w:pPr>
-        <w:spacing w:after="20" w:before="0"/>
-      </w:pPr>
-      <w:r>
-        <w:t xml:space="preserve">      → 2</w:t>
-      </w:r>
-    </w:p>
-    <w:p>
-      <w:pPr>
-        <w:spacing w:after="20" w:before="0"/>
-      </w:pPr>
-      <w:r>
-        <w:t xml:space="preserve">      → 3</w:t>
-      </w:r>
-    </w:p>
-    <w:p>
-      <w:pPr>
-        <w:spacing w:after="20" w:before="0"/>
-      </w:pPr>
-      <w:r>
-        <w:t xml:space="preserve">      → 2</w:t>
-      </w:r>
-    </w:p>
-    <w:p>
-      <w:pPr>
-        <w:spacing w:after="40" w:before="0"/>
-      </w:pPr>
-      <w:r>
-        <w:t xml:space="preserve"/>
-      </w:r>
-    </w:p>
     <w:sectPr>
       <w:pgSz w:w="11906" w:h="16838" w:orient="portrait"/>
       <w:pgMar w:top="720" w:right="900" w:bottom="720" w:left="900" w:header="708" w:footer="708" w:gutter="0"/>
